--- a/离散数学/集合论与图论/集合论与图论（上）课后习题/第2讲测验.docx
+++ b/离散数学/集合论与图论/集合论与图论（上）课后习题/第2讲测验.docx
@@ -633,6 +633,7 @@
       <w:pPr>
         <w:spacing w:line="360" w:lineRule="auto"/>
         <w:rPr>
+          <w:rFonts w:hint="eastAsia"/>
           <w:lang w:eastAsia="zh-CN"/>
         </w:rPr>
       </w:pPr>
@@ -1058,6 +1059,9 @@
     <w:p>
       <w:pPr>
         <w:spacing w:line="360" w:lineRule="auto"/>
+        <w:rPr>
+          <w:rFonts w:hint="eastAsia"/>
+        </w:rPr>
       </w:pPr>
       <w:proofErr w:type="spellStart"/>
       <w:r>
@@ -1282,6 +1286,9 @@
     <w:p>
       <w:pPr>
         <w:spacing w:line="360" w:lineRule="auto"/>
+        <w:rPr>
+          <w:rFonts w:hint="eastAsia"/>
+        </w:rPr>
       </w:pPr>
       <w:proofErr w:type="spellStart"/>
       <w:r>
@@ -1419,6 +1426,9 @@
     <w:p>
       <w:pPr>
         <w:spacing w:line="360" w:lineRule="auto"/>
+        <w:rPr>
+          <w:rFonts w:hint="eastAsia"/>
+        </w:rPr>
       </w:pPr>
       <w:proofErr w:type="spellStart"/>
       <w:r>
@@ -1717,6 +1727,9 @@
     <w:p>
       <w:pPr>
         <w:spacing w:line="360" w:lineRule="auto"/>
+        <w:rPr>
+          <w:rFonts w:hint="eastAsia"/>
+        </w:rPr>
       </w:pPr>
       <w:proofErr w:type="spellStart"/>
       <w:r>
@@ -1731,10 +1744,14 @@
       <w:pPr>
         <w:spacing w:line="360" w:lineRule="auto"/>
         <w:rPr>
+          <w:rFonts w:hint="eastAsia"/>
           <w:lang w:eastAsia="zh-CN"/>
         </w:rPr>
       </w:pPr>
       <w:r>
+        <w:rPr>
+          <w:noProof/>
+        </w:rPr>
         <w:drawing>
           <wp:inline distT="0" distB="0" distL="0" distR="0" wp14:anchorId="2C89ADF5" wp14:editId="79CFC604">
             <wp:extent cx="3182353" cy="2647909"/>
@@ -1786,9 +1803,13 @@
         <w:spacing w:line="360" w:lineRule="auto"/>
         <w:rPr>
           <w:rFonts w:hint="eastAsia"/>
+          <w:lang w:eastAsia="zh-CN"/>
         </w:rPr>
       </w:pPr>
       <w:r>
+        <w:rPr>
+          <w:lang w:eastAsia="zh-CN"/>
+        </w:rPr>
         <w:t>6,设</w:t>
       </w:r>
       <w:r>
@@ -1832,6 +1853,9 @@
         </w:drawing>
       </w:r>
       <w:r>
+        <w:rPr>
+          <w:lang w:eastAsia="zh-CN"/>
+        </w:rPr>
         <w:t>，</w:t>
       </w:r>
       <w:r>
@@ -1875,6 +1899,9 @@
         </w:drawing>
       </w:r>
       <w:r>
+        <w:rPr>
+          <w:lang w:eastAsia="zh-CN"/>
+        </w:rPr>
         <w:t>，</w:t>
       </w:r>
       <w:r>
@@ -1917,13 +1944,11 @@
           </wp:inline>
         </w:drawing>
       </w:r>
-      <w:proofErr w:type="spellStart"/>
       <w:r>
-        <w:t>为集合</w:t>
-      </w:r>
-      <w:proofErr w:type="spellEnd"/>
-      <w:r>
-        <w:t>，</w:t>
+        <w:rPr>
+          <w:lang w:eastAsia="zh-CN"/>
+        </w:rPr>
+        <w:t>为集合，</w:t>
       </w:r>
       <w:r>
         <w:rPr>
@@ -1966,6 +1991,9 @@
         </w:drawing>
       </w:r>
       <w:r>
+        <w:rPr>
+          <w:lang w:eastAsia="zh-CN"/>
+        </w:rPr>
         <w:t>。</w:t>
       </w:r>
     </w:p>
@@ -1974,9 +2002,13 @@
         <w:spacing w:line="360" w:lineRule="auto"/>
         <w:rPr>
           <w:rFonts w:hint="eastAsia"/>
+          <w:lang w:eastAsia="zh-CN"/>
         </w:rPr>
       </w:pPr>
       <w:r>
+        <w:rPr>
+          <w:lang w:eastAsia="zh-CN"/>
+        </w:rPr>
         <w:t>A,错误</w:t>
       </w:r>
     </w:p>
@@ -1987,13 +2019,18 @@
           <w:rFonts w:hint="eastAsia"/>
         </w:rPr>
       </w:pPr>
+      <w:proofErr w:type="spellStart"/>
       <w:r>
         <w:t>B,正确</w:t>
       </w:r>
+      <w:proofErr w:type="spellEnd"/>
     </w:p>
     <w:p>
       <w:pPr>
         <w:spacing w:line="360" w:lineRule="auto"/>
+        <w:rPr>
+          <w:rFonts w:hint="eastAsia"/>
+        </w:rPr>
       </w:pPr>
       <w:proofErr w:type="spellStart"/>
       <w:r>
@@ -2005,10 +2042,13 @@
       <w:pPr>
         <w:spacing w:line="360" w:lineRule="auto"/>
         <w:rPr>
-          <w:rFonts w:hint="eastAsia"/>
+          <w:lang w:eastAsia="zh-CN"/>
         </w:rPr>
       </w:pPr>
       <w:r>
+        <w:rPr>
+          <w:noProof/>
+        </w:rPr>
         <w:drawing>
           <wp:inline distT="0" distB="0" distL="0" distR="0" wp14:anchorId="3EBE5939" wp14:editId="2771A445">
             <wp:extent cx="4211955" cy="8229600"/>
@@ -2045,6 +2085,91 @@
           </wp:inline>
         </w:drawing>
       </w:r>
+    </w:p>
+    <w:p>
+      <w:pPr>
+        <w:spacing w:line="360" w:lineRule="auto"/>
+        <w:rPr>
+          <w:lang w:eastAsia="zh-CN"/>
+        </w:rPr>
+      </w:pPr>
+      <w:r>
+        <w:rPr>
+          <w:noProof/>
+        </w:rPr>
+        <w:drawing>
+          <wp:inline distT="0" distB="0" distL="0" distR="0" wp14:anchorId="0C1D6A23" wp14:editId="5F7D790F">
+            <wp:extent cx="5228571" cy="933333"/>
+            <wp:effectExtent l="0" t="0" r="0" b="635"/>
+            <wp:docPr id="69671538" name="图片 1"/>
+            <wp:cNvGraphicFramePr>
+              <a:graphicFrameLocks xmlns:a="http://schemas.openxmlformats.org/drawingml/2006/main" noChangeAspect="1"/>
+            </wp:cNvGraphicFramePr>
+            <a:graphic xmlns:a="http://schemas.openxmlformats.org/drawingml/2006/main">
+              <a:graphicData uri="http://schemas.openxmlformats.org/drawingml/2006/picture">
+                <pic:pic xmlns:pic="http://schemas.openxmlformats.org/drawingml/2006/picture">
+                  <pic:nvPicPr>
+                    <pic:cNvPr id="69671538" name=""/>
+                    <pic:cNvPicPr/>
+                  </pic:nvPicPr>
+                  <pic:blipFill>
+                    <a:blip r:embed="rId26"/>
+                    <a:stretch>
+                      <a:fillRect/>
+                    </a:stretch>
+                  </pic:blipFill>
+                  <pic:spPr>
+                    <a:xfrm>
+                      <a:off x="0" y="0"/>
+                      <a:ext cx="5228571" cy="933333"/>
+                    </a:xfrm>
+                    <a:prstGeom prst="rect">
+                      <a:avLst/>
+                    </a:prstGeom>
+                  </pic:spPr>
+                </pic:pic>
+              </a:graphicData>
+            </a:graphic>
+          </wp:inline>
+        </w:drawing>
+      </w:r>
+    </w:p>
+    <w:p>
+      <w:pPr>
+        <w:spacing w:line="360" w:lineRule="auto"/>
+        <w:rPr>
+          <w:lang w:eastAsia="zh-CN"/>
+        </w:rPr>
+      </w:pPr>
+      <w:r>
+        <w:rPr>
+          <w:lang w:eastAsia="zh-CN"/>
+        </w:rPr>
+        <w:t xml:space="preserve">AΔB 表示 </w:t>
+      </w:r>
+      <w:r>
+        <w:rPr>
+          <w:b/>
+          <w:bCs/>
+          <w:lang w:eastAsia="zh-CN"/>
+        </w:rPr>
+        <w:t>“属于 A 或属于 B，但不同时属于 A 和 B”</w:t>
+      </w:r>
+      <w:r>
+        <w:rPr>
+          <w:lang w:eastAsia="zh-CN"/>
+        </w:rPr>
+        <w:t xml:space="preserve"> 的元素集合。</w:t>
+      </w:r>
+    </w:p>
+    <w:p>
+      <w:pPr>
+        <w:spacing w:line="360" w:lineRule="auto"/>
+        <w:rPr>
+          <w:rFonts w:hint="eastAsia"/>
+          <w:lang w:eastAsia="zh-CN"/>
+        </w:rPr>
+      </w:pPr>
     </w:p>
     <w:sectPr>
       <w:pgSz w:w="12240" w:h="15840"/>
@@ -2866,7 +2991,6 @@
   <w:style w:type="character" w:default="1" w:styleId="a2">
     <w:name w:val="Default Paragraph Font"/>
     <w:uiPriority w:val="1"/>
-    <w:semiHidden/>
     <w:unhideWhenUsed/>
   </w:style>
   <w:style w:type="table" w:default="1" w:styleId="a3">
